--- a/research/PathOmicDRP_Full_Manuscript_v7.docx
+++ b/research/PathOmicDRP_Full_Manuscript_v7.docx
@@ -935,6 +935,12 @@
       <w:pPr/>
       <w:r>
         <w:t>The critical test is whether models trained on imputed targets can predict real clinical outcomes. Here, the performance hierarchy inverts completely: PathOmicDRP achieved AUC = 0.944 for Doxorubicin (p = 0.0006) and 0.907 for Cyclophosphamide (p = 0.007), while ElasticNet yielded AUC = 0.608 and 0.537 for the same drugs. Moreover, PathOmicDRP’s 256-dimensional fused embeddings contained substantially more clinical information than the 13-dimensional IC₅₀ targets (clinical AUC 0.735 vs. 0.423), confirming that multi-modal cross-attention fusion acts as a representation learning framework that transcends its training signal. External validation against 51 GDSC breast cancer cell lines with experimentally measured IC₅₀ further demonstrated that learned drug relationships reflect real pharmacology (Spearman ρ = 0.670, p = 0.012). Together, these findings establish that imputed IC₅₀ accuracy is a fundamentally misleading metric for evaluating drug response models, and that cross-modal deep learning captures non-linear interactions essential for clinical prediction.</w:t>
+      </w:r>
+    </w:p>
+    <w:p>
+      <w:pPr/>
+      <w:r>
+        <w:t>The sharp drug-level split we observed in the fair PCA-256 comparison is, we believe, one of the more interesting practical observations of this study. It reframes the question from 'does multi-modal fusion improve drug-response prediction?' to 'for which drugs does multi-modal fusion improve drug-response prediction?' and supplies a testable mechanistic hypothesis — fusion wins when response determinants span modalities — that can be revisited in larger prospective cohorts. Because different datasets sample different drugs with different response-determinant structures, the apparently contradictory direction of embedding-versus-baseline advantage across drug panels (e.g. fusion superior on doxorubicin and cyclophosphamide but inferior on taxanes) is not a failure of reproducibility but an expected drug-specific phenomenon. We therefore position PathOmicDRP not as a universal drug-response predictor but as a method whose clinical utility should be matched to the mechanistic class of the drug being evaluated.</w:t>
       </w:r>
     </w:p>
     <w:p>
